--- a/api/templates/Enduring Power of Attorney - Individual (Clio).docx
+++ b/api/templates/Enduring Power of Attorney - Individual (Clio).docx
@@ -471,9 +471,7 @@
           </w:tcPr>
           <w:p>
             <w:pPr>
-              <w:rPr>
-                <w:highlight w:val="yellow"/>
-              </w:rPr>
+              <w:rPr/>
             </w:pPr>
           </w:p>
         </w:tc>
@@ -485,9 +483,7 @@
           </w:tcPr>
           <w:p>
             <w:pPr>
-              <w:rPr>
-                <w:highlight w:val="yellow"/>
-              </w:rPr>
+              <w:rPr/>
             </w:pPr>
           </w:p>
         </w:tc>
